--- a/Project Templates - Completed/5. Project Development Phase/User Acceptance Testing/UAT Report - Script-Controlled ACL.docx
+++ b/Project Templates - Completed/5. Project Development Phase/User Acceptance Testing/UAT Report - Script-Controlled ACL.docx
@@ -112,7 +112,37 @@
               <w:rPr>
                 <w:sz w:val="20"/>
               </w:rPr>
-              <w:t>[Your Team ID]</w:t>
+              <w:t>SWTID-2026-6519</w:t>
+            </w:r>
+          </w:p>
+        </w:tc>
+      </w:tr>
+      <w:tr>
+        <w:tc>
+          <w:tcPr>
+            <w:tcW w:type="dxa" w:w="2592"/>
+          </w:tcPr>
+          <w:p>
+            <w:r/>
+            <w:r>
+              <w:rPr>
+                <w:sz w:val="20"/>
+              </w:rPr>
+              <w:t>Team</w:t>
+            </w:r>
+          </w:p>
+        </w:tc>
+        <w:tc>
+          <w:tcPr>
+            <w:tcW w:type="dxa" w:w="6768"/>
+          </w:tcPr>
+          <w:p>
+            <w:r/>
+            <w:r>
+              <w:rPr>
+                <w:sz w:val="20"/>
+              </w:rPr>
+              <w:t>Suhas V, Sureshbabu M, Vignesh Kumar S, Anuja P, Archana S</w:t>
             </w:r>
           </w:p>
         </w:tc>
@@ -1641,7 +1671,7 @@
     </w:p>
     <w:p>
       <w:r>
-        <w:t>Tester: [Your Name]      Date: 03 October 2026      Signature: ______________</w:t>
+        <w:t>Tester: Suhas V (Team Leader)      Date: 03 October 2026      Signature: ______________</w:t>
       </w:r>
     </w:p>
     <w:sectPr>
